--- a/founders-restructure/templates/D01_Board-Resolution.docx
+++ b/founders-restructure/templates/D01_Board-Resolution.docx
@@ -2890,8 +2890,8 @@
     <w:pPr>
       <w:keepNext w:val="0"/>
       <w:keepLines/>
-      <w:spacing w:after="160" w:before="0" w:line="300" w:lineRule="auto"/>
-      <w:jc w:val="both"/>
+      <w:spacing w:after="200" w:before="0" w:line="312" w:lineRule="auto"/>
+      <w:jc w:val="left"/>
     </w:pPr>
     <w:rPr>
       <w:rFonts w:ascii="Times New Roman" w:cs="Times New Roman" w:eastAsia="Times New Roman" w:hAnsi="Times New Roman"/>
@@ -3330,7 +3330,7 @@
       <w:spacing w:after="80" w:before="0" w:line="300" w:lineRule="auto"/>
       <w:ind w:left="720"/>
       <w:contextualSpacing/>
-      <w:jc w:val="both"/>
+      <w:jc w:val="left"/>
     </w:pPr>
     <w:rPr>
       <w:rFonts w:ascii="Times New Roman" w:cs="Times New Roman" w:eastAsia="Times New Roman" w:hAnsi="Times New Roman"/>
